--- a/10/tendencii-razvitiya/Вариант 22.docx
+++ b/10/tendencii-razvitiya/Вариант 22.docx
@@ -85,7 +85,27 @@
     </w:p>
     <w:p>
       <w:r>
+        <w:t>1.1. Учебники и тренажёры....................................3</w:t>
+      </w:r>
+    </w:p>
+    <w:p>
+      <w:r>
+        <w:t>1.2. Проверяющие и справочные системы........................3</w:t>
+      </w:r>
+    </w:p>
+    <w:p>
+      <w:r>
         <w:t>2. Что делает такую программу полезной.......................4</w:t>
+      </w:r>
+    </w:p>
+    <w:p>
+      <w:r>
+        <w:t>2.1. Признаки полезной программы.............................4</w:t>
+      </w:r>
+    </w:p>
+    <w:p>
+      <w:r>
+        <w:t>2.2. Границы возможностей....................................4</w:t>
       </w:r>
     </w:p>
     <w:p>
@@ -134,6 +154,11 @@
     <w:p/>
     <w:p>
       <w:r>
+        <w:t>1.1. Учебники и тренажёры</w:t>
+      </w:r>
+    </w:p>
+    <w:p>
+      <w:r>
         <w:tab/>
         <w:t>Электронный учебник — текст с иллюстрациями, поиском  и ссылками. Его преимущество не в  том, что он  на экране,  а в том, что по нему можно искать и переходить между связанными темами.</w:t>
       </w:r>
@@ -141,6 +166,11 @@
     <w:p>
       <w:r>
         <w:t>Тренажёр даёт  задачи и сразу говорит, верен ли  ответ. Главная его ценность — немедленная обратная связь: ошибка исправляется,  пока помнишь, как рассуждал. Хороший тренажёр объясняет, чем именно ответ неверен, а не ограничивается словом  «нет».</w:t>
+      </w:r>
+    </w:p>
+    <w:p>
+      <w:r>
+        <w:t>1.2. Проверяющие и справочные системы</w:t>
       </w:r>
     </w:p>
     <w:p>
@@ -160,6 +190,11 @@
     <w:p/>
     <w:p>
       <w:r>
+        <w:t>2.1. Признаки полезной программы</w:t>
+      </w:r>
+    </w:p>
+    <w:p>
+      <w:r>
         <w:tab/>
         <w:t>Первое — задачи должны быть разными при  каждом запуске, иначе запоминается не способ решения, а  последовательность ответов. Второе — разбор ошибки: без него тренажёр превращается в угадайку.</w:t>
       </w:r>
@@ -167,6 +202,11 @@
     <w:p>
       <w:r>
         <w:t>Третье — честная проверка. Программа, которая засчитывает ответ, набранный с лишним пробелом, и не засчитывает верный, но иначе записанный, учит не предмету, а обходу проверки.</w:t>
+      </w:r>
+    </w:p>
+    <w:p>
+      <w:r>
+        <w:t>2.2. Границы возможностей</w:t>
       </w:r>
     </w:p>
     <w:p>
